--- a/UniRide Evolution Tracker.docx
+++ b/UniRide Evolution Tracker.docx
@@ -9,8 +9,13 @@
           <w:bottom w:val="single" w:sz="10" w:space="0" w:color="2E75B6"/>
         </w:pBdr>
       </w:pPr>
+      <w:proofErr w:type="spellStart"/>
       <w:r>
-        <w:t>UniRide Architecture Evolution Tracker</w:t>
+        <w:t>UniRide</w:t>
+      </w:r>
+      <w:proofErr w:type="spellEnd"/>
+      <w:r>
+        <w:t xml:space="preserve"> Architecture Evolution Tracker</w:t>
       </w:r>
     </w:p>
     <w:p>
@@ -22,7 +27,23 @@
           <w:rFonts w:cs="Arial"/>
           <w:color w:val="111111"/>
         </w:rPr>
-        <w:t>Update this table after each session. It tracks every significant architectural decision made for UniRide across the course. By Week 13 it becomes the foundation of the Final Project Report.</w:t>
+        <w:t xml:space="preserve">Update this table after each session. It tracks every significant architectural decision made for </w:t>
+      </w:r>
+      <w:proofErr w:type="spellStart"/>
+      <w:r>
+        <w:rPr>
+          <w:rFonts w:cs="Arial"/>
+          <w:color w:val="111111"/>
+        </w:rPr>
+        <w:t>UniRide</w:t>
+      </w:r>
+      <w:proofErr w:type="spellEnd"/>
+      <w:r>
+        <w:rPr>
+          <w:rFonts w:cs="Arial"/>
+          <w:color w:val="111111"/>
+        </w:rPr>
+        <w:t xml:space="preserve"> across the course. By Week 13 it becomes the foundation of the Final Project Report.</w:t>
       </w:r>
     </w:p>
     <w:p>
@@ -107,6 +128,7 @@
             <w:pPr>
               <w:spacing w:after="100"/>
             </w:pPr>
+            <w:proofErr w:type="spellStart"/>
             <w:r>
               <w:rPr>
                 <w:rFonts w:cs="Arial"/>
@@ -116,7 +138,19 @@
                 <w:sz w:val="21"/>
                 <w:szCs w:val="21"/>
               </w:rPr>
-              <w:t>UniRide Architectural Decisions &amp; Rationale</w:t>
+              <w:t>UniRide</w:t>
+            </w:r>
+            <w:proofErr w:type="spellEnd"/>
+            <w:r>
+              <w:rPr>
+                <w:rFonts w:cs="Arial"/>
+                <w:b/>
+                <w:bCs/>
+                <w:color w:val="FFFFFF"/>
+                <w:sz w:val="21"/>
+                <w:szCs w:val="21"/>
+              </w:rPr>
+              <w:t xml:space="preserve"> Architectural Decisions &amp; Rationale</w:t>
             </w:r>
           </w:p>
         </w:tc>
@@ -252,7 +286,167 @@
                 <w:sz w:val="21"/>
                 <w:szCs w:val="21"/>
               </w:rPr>
-              <w:t>Architectural style: Modular Monolith (single deployment, clean module boundaries). Rationale: 4-person team, unknown scaling bottlenecks, operational maturity insufficient for microservices. Migration trigger: Extract Matching Service when CPU divergence exceeds threshold or ML-based matching requires Python/GPU runtime.  File structure established:   src/controllers/ — Presentation layer   src/services/    — Application layer   src/repositories/— Data access layer   src/models/      — Domain entities   src/container.ts — Dependency wiring (composition root)  C4 Level 1 Context diagram: Student, Driver, Admin + UniRide system + 5 external systems (Google Maps, bKash, FCM, Twilio, AIUB SIS).  Dependency rule confirmed: Controller → Service → Repository → Database. No upward imports. No layer skipping.</w:t>
+              <w:t xml:space="preserve">Architectural style: Modular Monolith (single deployment, clean module boundaries). Rationale: 4-person team, unknown scaling bottlenecks, operational maturity insufficient for microservices. Migration trigger: Extract Matching Service when CPU divergence exceeds threshold or ML-based matching requires Python/GPU runtime.  File structure established:   </w:t>
+            </w:r>
+            <w:proofErr w:type="spellStart"/>
+            <w:r>
+              <w:rPr>
+                <w:rFonts w:cs="Arial"/>
+                <w:color w:val="111111"/>
+                <w:sz w:val="21"/>
+                <w:szCs w:val="21"/>
+              </w:rPr>
+              <w:t>src</w:t>
+            </w:r>
+            <w:proofErr w:type="spellEnd"/>
+            <w:r>
+              <w:rPr>
+                <w:rFonts w:cs="Arial"/>
+                <w:color w:val="111111"/>
+                <w:sz w:val="21"/>
+                <w:szCs w:val="21"/>
+              </w:rPr>
+              <w:t xml:space="preserve">/controllers/ — Presentation layer   </w:t>
+            </w:r>
+            <w:proofErr w:type="spellStart"/>
+            <w:r>
+              <w:rPr>
+                <w:rFonts w:cs="Arial"/>
+                <w:color w:val="111111"/>
+                <w:sz w:val="21"/>
+                <w:szCs w:val="21"/>
+              </w:rPr>
+              <w:t>src</w:t>
+            </w:r>
+            <w:proofErr w:type="spellEnd"/>
+            <w:r>
+              <w:rPr>
+                <w:rFonts w:cs="Arial"/>
+                <w:color w:val="111111"/>
+                <w:sz w:val="21"/>
+                <w:szCs w:val="21"/>
+              </w:rPr>
+              <w:t xml:space="preserve">/services/    — Application layer   </w:t>
+            </w:r>
+            <w:proofErr w:type="spellStart"/>
+            <w:r>
+              <w:rPr>
+                <w:rFonts w:cs="Arial"/>
+                <w:color w:val="111111"/>
+                <w:sz w:val="21"/>
+                <w:szCs w:val="21"/>
+              </w:rPr>
+              <w:t>src</w:t>
+            </w:r>
+            <w:proofErr w:type="spellEnd"/>
+            <w:r>
+              <w:rPr>
+                <w:rFonts w:cs="Arial"/>
+                <w:color w:val="111111"/>
+                <w:sz w:val="21"/>
+                <w:szCs w:val="21"/>
+              </w:rPr>
+              <w:t xml:space="preserve">/repositories/— Data access layer   </w:t>
+            </w:r>
+            <w:proofErr w:type="spellStart"/>
+            <w:r>
+              <w:rPr>
+                <w:rFonts w:cs="Arial"/>
+                <w:color w:val="111111"/>
+                <w:sz w:val="21"/>
+                <w:szCs w:val="21"/>
+              </w:rPr>
+              <w:t>src</w:t>
+            </w:r>
+            <w:proofErr w:type="spellEnd"/>
+            <w:r>
+              <w:rPr>
+                <w:rFonts w:cs="Arial"/>
+                <w:color w:val="111111"/>
+                <w:sz w:val="21"/>
+                <w:szCs w:val="21"/>
+              </w:rPr>
+              <w:t xml:space="preserve">/models/      — Domain entities   </w:t>
+            </w:r>
+            <w:proofErr w:type="spellStart"/>
+            <w:r>
+              <w:rPr>
+                <w:rFonts w:cs="Arial"/>
+                <w:color w:val="111111"/>
+                <w:sz w:val="21"/>
+                <w:szCs w:val="21"/>
+              </w:rPr>
+              <w:t>src</w:t>
+            </w:r>
+            <w:proofErr w:type="spellEnd"/>
+            <w:r>
+              <w:rPr>
+                <w:rFonts w:cs="Arial"/>
+                <w:color w:val="111111"/>
+                <w:sz w:val="21"/>
+                <w:szCs w:val="21"/>
+              </w:rPr>
+              <w:t>/</w:t>
+            </w:r>
+            <w:proofErr w:type="spellStart"/>
+            <w:r>
+              <w:rPr>
+                <w:rFonts w:cs="Arial"/>
+                <w:color w:val="111111"/>
+                <w:sz w:val="21"/>
+                <w:szCs w:val="21"/>
+              </w:rPr>
+              <w:t>container.ts</w:t>
+            </w:r>
+            <w:proofErr w:type="spellEnd"/>
+            <w:r>
+              <w:rPr>
+                <w:rFonts w:cs="Arial"/>
+                <w:color w:val="111111"/>
+                <w:sz w:val="21"/>
+                <w:szCs w:val="21"/>
+              </w:rPr>
+              <w:t xml:space="preserve"> — Dependency wiring (composition </w:t>
+            </w:r>
+            <w:proofErr w:type="gramStart"/>
+            <w:r>
+              <w:rPr>
+                <w:rFonts w:cs="Arial"/>
+                <w:color w:val="111111"/>
+                <w:sz w:val="21"/>
+                <w:szCs w:val="21"/>
+              </w:rPr>
+              <w:t>root)  C</w:t>
+            </w:r>
+            <w:proofErr w:type="gramEnd"/>
+            <w:r>
+              <w:rPr>
+                <w:rFonts w:cs="Arial"/>
+                <w:color w:val="111111"/>
+                <w:sz w:val="21"/>
+                <w:szCs w:val="21"/>
+              </w:rPr>
+              <w:t xml:space="preserve">4 Level 1 Context diagram: Student, Driver, Admin + </w:t>
+            </w:r>
+            <w:proofErr w:type="spellStart"/>
+            <w:r>
+              <w:rPr>
+                <w:rFonts w:cs="Arial"/>
+                <w:color w:val="111111"/>
+                <w:sz w:val="21"/>
+                <w:szCs w:val="21"/>
+              </w:rPr>
+              <w:t>UniRide</w:t>
+            </w:r>
+            <w:proofErr w:type="spellEnd"/>
+            <w:r>
+              <w:rPr>
+                <w:rFonts w:cs="Arial"/>
+                <w:color w:val="111111"/>
+                <w:sz w:val="21"/>
+                <w:szCs w:val="21"/>
+              </w:rPr>
+              <w:t xml:space="preserve"> system + 5 external systems (Google Maps, bKash, FCM, Twilio, AIUB SIS).  Dependency rule confirmed: Controller → Service → Repository → Database. No upward imports. No layer skipping.</w:t>
             </w:r>
           </w:p>
         </w:tc>
@@ -320,7 +514,659 @@
                 <w:sz w:val="21"/>
                 <w:szCs w:val="21"/>
               </w:rPr>
-              <w:t xml:space="preserve">CREATIONAL PATTERNS APPLIED:  Singleton: src/database/DatabasePool.ts   One PostgreSQL connection pool (max:20) shared by all repositories.   Private constructor, static getInstance(), resetForTesting() in test env.  Factory Method: src/notifications/ module   Notification interface (Product)   PushNotification, SMSNotification, EmailNotification (ConcreteProducts)   NotificationService abstract class (Creator) with notifyRideAccepted(), notifyDriverArrival()   PushNotificationService, SMSNotificationService, EmailNotificationService (ConcreteCreators)   Channel selected in container.ts via environment variable.  Abstract Factory: src/matching/ module   MatchingStrategyFactory interface (createScorer, createFilter, createSorter)   NearestDriverFactory, HighestRatedFactory (ConcreteFactories)   DriverScorer, DriverFilter, ResultSorter (AbstractProducts)   9 concrete </w:t>
+              <w:t xml:space="preserve">CREATIONAL PATTERNS APPLIED:  Singleton: </w:t>
+            </w:r>
+            <w:proofErr w:type="spellStart"/>
+            <w:r>
+              <w:rPr>
+                <w:rFonts w:cs="Arial"/>
+                <w:color w:val="111111"/>
+                <w:sz w:val="21"/>
+                <w:szCs w:val="21"/>
+              </w:rPr>
+              <w:t>src</w:t>
+            </w:r>
+            <w:proofErr w:type="spellEnd"/>
+            <w:r>
+              <w:rPr>
+                <w:rFonts w:cs="Arial"/>
+                <w:color w:val="111111"/>
+                <w:sz w:val="21"/>
+                <w:szCs w:val="21"/>
+              </w:rPr>
+              <w:t>/database/</w:t>
+            </w:r>
+            <w:proofErr w:type="spellStart"/>
+            <w:r>
+              <w:rPr>
+                <w:rFonts w:cs="Arial"/>
+                <w:color w:val="111111"/>
+                <w:sz w:val="21"/>
+                <w:szCs w:val="21"/>
+              </w:rPr>
+              <w:t>DatabasePool.ts</w:t>
+            </w:r>
+            <w:proofErr w:type="spellEnd"/>
+            <w:r>
+              <w:rPr>
+                <w:rFonts w:cs="Arial"/>
+                <w:color w:val="111111"/>
+                <w:sz w:val="21"/>
+                <w:szCs w:val="21"/>
+              </w:rPr>
+              <w:t xml:space="preserve">   One PostgreSQL connection pool (max:20) shared by all repositories.   Private constructor, static </w:t>
+            </w:r>
+            <w:proofErr w:type="spellStart"/>
+            <w:proofErr w:type="gramStart"/>
+            <w:r>
+              <w:rPr>
+                <w:rFonts w:cs="Arial"/>
+                <w:color w:val="111111"/>
+                <w:sz w:val="21"/>
+                <w:szCs w:val="21"/>
+              </w:rPr>
+              <w:t>getInstance</w:t>
+            </w:r>
+            <w:proofErr w:type="spellEnd"/>
+            <w:r>
+              <w:rPr>
+                <w:rFonts w:cs="Arial"/>
+                <w:color w:val="111111"/>
+                <w:sz w:val="21"/>
+                <w:szCs w:val="21"/>
+              </w:rPr>
+              <w:t>(</w:t>
+            </w:r>
+            <w:proofErr w:type="gramEnd"/>
+            <w:r>
+              <w:rPr>
+                <w:rFonts w:cs="Arial"/>
+                <w:color w:val="111111"/>
+                <w:sz w:val="21"/>
+                <w:szCs w:val="21"/>
+              </w:rPr>
+              <w:t xml:space="preserve">), </w:t>
+            </w:r>
+            <w:proofErr w:type="spellStart"/>
+            <w:proofErr w:type="gramStart"/>
+            <w:r>
+              <w:rPr>
+                <w:rFonts w:cs="Arial"/>
+                <w:color w:val="111111"/>
+                <w:sz w:val="21"/>
+                <w:szCs w:val="21"/>
+              </w:rPr>
+              <w:t>resetForTesting</w:t>
+            </w:r>
+            <w:proofErr w:type="spellEnd"/>
+            <w:r>
+              <w:rPr>
+                <w:rFonts w:cs="Arial"/>
+                <w:color w:val="111111"/>
+                <w:sz w:val="21"/>
+                <w:szCs w:val="21"/>
+              </w:rPr>
+              <w:t>(</w:t>
+            </w:r>
+            <w:proofErr w:type="gramEnd"/>
+            <w:r>
+              <w:rPr>
+                <w:rFonts w:cs="Arial"/>
+                <w:color w:val="111111"/>
+                <w:sz w:val="21"/>
+                <w:szCs w:val="21"/>
+              </w:rPr>
+              <w:t xml:space="preserve">) in test env.  Factory Method: </w:t>
+            </w:r>
+            <w:proofErr w:type="spellStart"/>
+            <w:r>
+              <w:rPr>
+                <w:rFonts w:cs="Arial"/>
+                <w:color w:val="111111"/>
+                <w:sz w:val="21"/>
+                <w:szCs w:val="21"/>
+              </w:rPr>
+              <w:t>src</w:t>
+            </w:r>
+            <w:proofErr w:type="spellEnd"/>
+            <w:r>
+              <w:rPr>
+                <w:rFonts w:cs="Arial"/>
+                <w:color w:val="111111"/>
+                <w:sz w:val="21"/>
+                <w:szCs w:val="21"/>
+              </w:rPr>
+              <w:t>/notifications/ module   Notification interface (</w:t>
+            </w:r>
+            <w:proofErr w:type="gramStart"/>
+            <w:r>
+              <w:rPr>
+                <w:rFonts w:cs="Arial"/>
+                <w:color w:val="111111"/>
+                <w:sz w:val="21"/>
+                <w:szCs w:val="21"/>
+              </w:rPr>
+              <w:t xml:space="preserve">Product)   </w:t>
+            </w:r>
+            <w:proofErr w:type="spellStart"/>
+            <w:proofErr w:type="gramEnd"/>
+            <w:r>
+              <w:rPr>
+                <w:rFonts w:cs="Arial"/>
+                <w:color w:val="111111"/>
+                <w:sz w:val="21"/>
+                <w:szCs w:val="21"/>
+              </w:rPr>
+              <w:t>PushNotification</w:t>
+            </w:r>
+            <w:proofErr w:type="spellEnd"/>
+            <w:r>
+              <w:rPr>
+                <w:rFonts w:cs="Arial"/>
+                <w:color w:val="111111"/>
+                <w:sz w:val="21"/>
+                <w:szCs w:val="21"/>
+              </w:rPr>
+              <w:t xml:space="preserve">, </w:t>
+            </w:r>
+            <w:proofErr w:type="spellStart"/>
+            <w:r>
+              <w:rPr>
+                <w:rFonts w:cs="Arial"/>
+                <w:color w:val="111111"/>
+                <w:sz w:val="21"/>
+                <w:szCs w:val="21"/>
+              </w:rPr>
+              <w:t>SMSNotification</w:t>
+            </w:r>
+            <w:proofErr w:type="spellEnd"/>
+            <w:r>
+              <w:rPr>
+                <w:rFonts w:cs="Arial"/>
+                <w:color w:val="111111"/>
+                <w:sz w:val="21"/>
+                <w:szCs w:val="21"/>
+              </w:rPr>
+              <w:t xml:space="preserve">, </w:t>
+            </w:r>
+            <w:proofErr w:type="spellStart"/>
+            <w:r>
+              <w:rPr>
+                <w:rFonts w:cs="Arial"/>
+                <w:color w:val="111111"/>
+                <w:sz w:val="21"/>
+                <w:szCs w:val="21"/>
+              </w:rPr>
+              <w:t>EmailNotification</w:t>
+            </w:r>
+            <w:proofErr w:type="spellEnd"/>
+            <w:r>
+              <w:rPr>
+                <w:rFonts w:cs="Arial"/>
+                <w:color w:val="111111"/>
+                <w:sz w:val="21"/>
+                <w:szCs w:val="21"/>
+              </w:rPr>
+              <w:t xml:space="preserve"> (</w:t>
+            </w:r>
+            <w:proofErr w:type="gramStart"/>
+            <w:r>
+              <w:rPr>
+                <w:rFonts w:cs="Arial"/>
+                <w:color w:val="111111"/>
+                <w:sz w:val="21"/>
+                <w:szCs w:val="21"/>
+              </w:rPr>
+              <w:t xml:space="preserve">ConcreteProducts)   </w:t>
+            </w:r>
+            <w:proofErr w:type="spellStart"/>
+            <w:proofErr w:type="gramEnd"/>
+            <w:r>
+              <w:rPr>
+                <w:rFonts w:cs="Arial"/>
+                <w:color w:val="111111"/>
+                <w:sz w:val="21"/>
+                <w:szCs w:val="21"/>
+              </w:rPr>
+              <w:t>NotificationService</w:t>
+            </w:r>
+            <w:proofErr w:type="spellEnd"/>
+            <w:r>
+              <w:rPr>
+                <w:rFonts w:cs="Arial"/>
+                <w:color w:val="111111"/>
+                <w:sz w:val="21"/>
+                <w:szCs w:val="21"/>
+              </w:rPr>
+              <w:t xml:space="preserve"> abstract class (Creator) with </w:t>
+            </w:r>
+            <w:proofErr w:type="spellStart"/>
+            <w:proofErr w:type="gramStart"/>
+            <w:r>
+              <w:rPr>
+                <w:rFonts w:cs="Arial"/>
+                <w:color w:val="111111"/>
+                <w:sz w:val="21"/>
+                <w:szCs w:val="21"/>
+              </w:rPr>
+              <w:t>notifyRideAccepted</w:t>
+            </w:r>
+            <w:proofErr w:type="spellEnd"/>
+            <w:r>
+              <w:rPr>
+                <w:rFonts w:cs="Arial"/>
+                <w:color w:val="111111"/>
+                <w:sz w:val="21"/>
+                <w:szCs w:val="21"/>
+              </w:rPr>
+              <w:t>(</w:t>
+            </w:r>
+            <w:proofErr w:type="gramEnd"/>
+            <w:r>
+              <w:rPr>
+                <w:rFonts w:cs="Arial"/>
+                <w:color w:val="111111"/>
+                <w:sz w:val="21"/>
+                <w:szCs w:val="21"/>
+              </w:rPr>
+              <w:t xml:space="preserve">), </w:t>
+            </w:r>
+            <w:proofErr w:type="spellStart"/>
+            <w:proofErr w:type="gramStart"/>
+            <w:r>
+              <w:rPr>
+                <w:rFonts w:cs="Arial"/>
+                <w:color w:val="111111"/>
+                <w:sz w:val="21"/>
+                <w:szCs w:val="21"/>
+              </w:rPr>
+              <w:t>notifyDriverArrival</w:t>
+            </w:r>
+            <w:proofErr w:type="spellEnd"/>
+            <w:r>
+              <w:rPr>
+                <w:rFonts w:cs="Arial"/>
+                <w:color w:val="111111"/>
+                <w:sz w:val="21"/>
+                <w:szCs w:val="21"/>
+              </w:rPr>
+              <w:t>(</w:t>
+            </w:r>
+            <w:proofErr w:type="gramEnd"/>
+            <w:r>
+              <w:rPr>
+                <w:rFonts w:cs="Arial"/>
+                <w:color w:val="111111"/>
+                <w:sz w:val="21"/>
+                <w:szCs w:val="21"/>
+              </w:rPr>
+              <w:t xml:space="preserve">)   </w:t>
+            </w:r>
+            <w:proofErr w:type="spellStart"/>
+            <w:r>
+              <w:rPr>
+                <w:rFonts w:cs="Arial"/>
+                <w:color w:val="111111"/>
+                <w:sz w:val="21"/>
+                <w:szCs w:val="21"/>
+              </w:rPr>
+              <w:t>PushNotificationService</w:t>
+            </w:r>
+            <w:proofErr w:type="spellEnd"/>
+            <w:r>
+              <w:rPr>
+                <w:rFonts w:cs="Arial"/>
+                <w:color w:val="111111"/>
+                <w:sz w:val="21"/>
+                <w:szCs w:val="21"/>
+              </w:rPr>
+              <w:t xml:space="preserve">, </w:t>
+            </w:r>
+            <w:proofErr w:type="spellStart"/>
+            <w:r>
+              <w:rPr>
+                <w:rFonts w:cs="Arial"/>
+                <w:color w:val="111111"/>
+                <w:sz w:val="21"/>
+                <w:szCs w:val="21"/>
+              </w:rPr>
+              <w:t>SMSNotificationService</w:t>
+            </w:r>
+            <w:proofErr w:type="spellEnd"/>
+            <w:r>
+              <w:rPr>
+                <w:rFonts w:cs="Arial"/>
+                <w:color w:val="111111"/>
+                <w:sz w:val="21"/>
+                <w:szCs w:val="21"/>
+              </w:rPr>
+              <w:t xml:space="preserve">, </w:t>
+            </w:r>
+            <w:proofErr w:type="spellStart"/>
+            <w:r>
+              <w:rPr>
+                <w:rFonts w:cs="Arial"/>
+                <w:color w:val="111111"/>
+                <w:sz w:val="21"/>
+                <w:szCs w:val="21"/>
+              </w:rPr>
+              <w:t>EmailNotificationService</w:t>
+            </w:r>
+            <w:proofErr w:type="spellEnd"/>
+            <w:r>
+              <w:rPr>
+                <w:rFonts w:cs="Arial"/>
+                <w:color w:val="111111"/>
+                <w:sz w:val="21"/>
+                <w:szCs w:val="21"/>
+              </w:rPr>
+              <w:t xml:space="preserve"> (</w:t>
+            </w:r>
+            <w:proofErr w:type="spellStart"/>
+            <w:proofErr w:type="gramStart"/>
+            <w:r>
+              <w:rPr>
+                <w:rFonts w:cs="Arial"/>
+                <w:color w:val="111111"/>
+                <w:sz w:val="21"/>
+                <w:szCs w:val="21"/>
+              </w:rPr>
+              <w:t>ConcreteCreators</w:t>
+            </w:r>
+            <w:proofErr w:type="spellEnd"/>
+            <w:r>
+              <w:rPr>
+                <w:rFonts w:cs="Arial"/>
+                <w:color w:val="111111"/>
+                <w:sz w:val="21"/>
+                <w:szCs w:val="21"/>
+              </w:rPr>
+              <w:t xml:space="preserve">)   </w:t>
+            </w:r>
+            <w:proofErr w:type="gramEnd"/>
+            <w:r>
+              <w:rPr>
+                <w:rFonts w:cs="Arial"/>
+                <w:color w:val="111111"/>
+                <w:sz w:val="21"/>
+                <w:szCs w:val="21"/>
+              </w:rPr>
+              <w:t xml:space="preserve">Channel selected in </w:t>
+            </w:r>
+            <w:proofErr w:type="spellStart"/>
+            <w:r>
+              <w:rPr>
+                <w:rFonts w:cs="Arial"/>
+                <w:color w:val="111111"/>
+                <w:sz w:val="21"/>
+                <w:szCs w:val="21"/>
+              </w:rPr>
+              <w:t>container.ts</w:t>
+            </w:r>
+            <w:proofErr w:type="spellEnd"/>
+            <w:r>
+              <w:rPr>
+                <w:rFonts w:cs="Arial"/>
+                <w:color w:val="111111"/>
+                <w:sz w:val="21"/>
+                <w:szCs w:val="21"/>
+              </w:rPr>
+              <w:t xml:space="preserve"> via environment variable.  Abstract Factory: </w:t>
+            </w:r>
+            <w:proofErr w:type="spellStart"/>
+            <w:r>
+              <w:rPr>
+                <w:rFonts w:cs="Arial"/>
+                <w:color w:val="111111"/>
+                <w:sz w:val="21"/>
+                <w:szCs w:val="21"/>
+              </w:rPr>
+              <w:t>src</w:t>
+            </w:r>
+            <w:proofErr w:type="spellEnd"/>
+            <w:r>
+              <w:rPr>
+                <w:rFonts w:cs="Arial"/>
+                <w:color w:val="111111"/>
+                <w:sz w:val="21"/>
+                <w:szCs w:val="21"/>
+              </w:rPr>
+              <w:t xml:space="preserve">/matching/ module   </w:t>
+            </w:r>
+            <w:proofErr w:type="spellStart"/>
+            <w:r>
+              <w:rPr>
+                <w:rFonts w:cs="Arial"/>
+                <w:color w:val="111111"/>
+                <w:sz w:val="21"/>
+                <w:szCs w:val="21"/>
+              </w:rPr>
+              <w:t>MatchingStrategyFactory</w:t>
+            </w:r>
+            <w:proofErr w:type="spellEnd"/>
+            <w:r>
+              <w:rPr>
+                <w:rFonts w:cs="Arial"/>
+                <w:color w:val="111111"/>
+                <w:sz w:val="21"/>
+                <w:szCs w:val="21"/>
+              </w:rPr>
+              <w:t xml:space="preserve"> interface (</w:t>
+            </w:r>
+            <w:proofErr w:type="spellStart"/>
+            <w:r>
+              <w:rPr>
+                <w:rFonts w:cs="Arial"/>
+                <w:color w:val="111111"/>
+                <w:sz w:val="21"/>
+                <w:szCs w:val="21"/>
+              </w:rPr>
+              <w:t>createScorer</w:t>
+            </w:r>
+            <w:proofErr w:type="spellEnd"/>
+            <w:r>
+              <w:rPr>
+                <w:rFonts w:cs="Arial"/>
+                <w:color w:val="111111"/>
+                <w:sz w:val="21"/>
+                <w:szCs w:val="21"/>
+              </w:rPr>
+              <w:t xml:space="preserve">, </w:t>
+            </w:r>
+            <w:proofErr w:type="spellStart"/>
+            <w:r>
+              <w:rPr>
+                <w:rFonts w:cs="Arial"/>
+                <w:color w:val="111111"/>
+                <w:sz w:val="21"/>
+                <w:szCs w:val="21"/>
+              </w:rPr>
+              <w:t>createFilter</w:t>
+            </w:r>
+            <w:proofErr w:type="spellEnd"/>
+            <w:r>
+              <w:rPr>
+                <w:rFonts w:cs="Arial"/>
+                <w:color w:val="111111"/>
+                <w:sz w:val="21"/>
+                <w:szCs w:val="21"/>
+              </w:rPr>
+              <w:t xml:space="preserve">, </w:t>
+            </w:r>
+            <w:proofErr w:type="spellStart"/>
+            <w:proofErr w:type="gramStart"/>
+            <w:r>
+              <w:rPr>
+                <w:rFonts w:cs="Arial"/>
+                <w:color w:val="111111"/>
+                <w:sz w:val="21"/>
+                <w:szCs w:val="21"/>
+              </w:rPr>
+              <w:t>createSorter</w:t>
+            </w:r>
+            <w:proofErr w:type="spellEnd"/>
+            <w:r>
+              <w:rPr>
+                <w:rFonts w:cs="Arial"/>
+                <w:color w:val="111111"/>
+                <w:sz w:val="21"/>
+                <w:szCs w:val="21"/>
+              </w:rPr>
+              <w:t xml:space="preserve">)   </w:t>
+            </w:r>
+            <w:proofErr w:type="spellStart"/>
+            <w:proofErr w:type="gramEnd"/>
+            <w:r>
+              <w:rPr>
+                <w:rFonts w:cs="Arial"/>
+                <w:color w:val="111111"/>
+                <w:sz w:val="21"/>
+                <w:szCs w:val="21"/>
+              </w:rPr>
+              <w:t>NearestDriverFactory</w:t>
+            </w:r>
+            <w:proofErr w:type="spellEnd"/>
+            <w:r>
+              <w:rPr>
+                <w:rFonts w:cs="Arial"/>
+                <w:color w:val="111111"/>
+                <w:sz w:val="21"/>
+                <w:szCs w:val="21"/>
+              </w:rPr>
+              <w:t xml:space="preserve">, </w:t>
+            </w:r>
+            <w:proofErr w:type="spellStart"/>
+            <w:r>
+              <w:rPr>
+                <w:rFonts w:cs="Arial"/>
+                <w:color w:val="111111"/>
+                <w:sz w:val="21"/>
+                <w:szCs w:val="21"/>
+              </w:rPr>
+              <w:t>HighestRatedFactory</w:t>
+            </w:r>
+            <w:proofErr w:type="spellEnd"/>
+            <w:r>
+              <w:rPr>
+                <w:rFonts w:cs="Arial"/>
+                <w:color w:val="111111"/>
+                <w:sz w:val="21"/>
+                <w:szCs w:val="21"/>
+              </w:rPr>
+              <w:t xml:space="preserve"> (</w:t>
+            </w:r>
+            <w:proofErr w:type="spellStart"/>
+            <w:proofErr w:type="gramStart"/>
+            <w:r>
+              <w:rPr>
+                <w:rFonts w:cs="Arial"/>
+                <w:color w:val="111111"/>
+                <w:sz w:val="21"/>
+                <w:szCs w:val="21"/>
+              </w:rPr>
+              <w:t>ConcreteFactories</w:t>
+            </w:r>
+            <w:proofErr w:type="spellEnd"/>
+            <w:r>
+              <w:rPr>
+                <w:rFonts w:cs="Arial"/>
+                <w:color w:val="111111"/>
+                <w:sz w:val="21"/>
+                <w:szCs w:val="21"/>
+              </w:rPr>
+              <w:t xml:space="preserve">)   </w:t>
+            </w:r>
+            <w:proofErr w:type="spellStart"/>
+            <w:proofErr w:type="gramEnd"/>
+            <w:r>
+              <w:rPr>
+                <w:rFonts w:cs="Arial"/>
+                <w:color w:val="111111"/>
+                <w:sz w:val="21"/>
+                <w:szCs w:val="21"/>
+              </w:rPr>
+              <w:t>DriverScorer</w:t>
+            </w:r>
+            <w:proofErr w:type="spellEnd"/>
+            <w:r>
+              <w:rPr>
+                <w:rFonts w:cs="Arial"/>
+                <w:color w:val="111111"/>
+                <w:sz w:val="21"/>
+                <w:szCs w:val="21"/>
+              </w:rPr>
+              <w:t xml:space="preserve">, </w:t>
+            </w:r>
+            <w:proofErr w:type="spellStart"/>
+            <w:r>
+              <w:rPr>
+                <w:rFonts w:cs="Arial"/>
+                <w:color w:val="111111"/>
+                <w:sz w:val="21"/>
+                <w:szCs w:val="21"/>
+              </w:rPr>
+              <w:t>DriverFilter</w:t>
+            </w:r>
+            <w:proofErr w:type="spellEnd"/>
+            <w:r>
+              <w:rPr>
+                <w:rFonts w:cs="Arial"/>
+                <w:color w:val="111111"/>
+                <w:sz w:val="21"/>
+                <w:szCs w:val="21"/>
+              </w:rPr>
+              <w:t xml:space="preserve">, </w:t>
+            </w:r>
+            <w:proofErr w:type="spellStart"/>
+            <w:r>
+              <w:rPr>
+                <w:rFonts w:cs="Arial"/>
+                <w:color w:val="111111"/>
+                <w:sz w:val="21"/>
+                <w:szCs w:val="21"/>
+              </w:rPr>
+              <w:t>ResultSorter</w:t>
+            </w:r>
+            <w:proofErr w:type="spellEnd"/>
+            <w:r>
+              <w:rPr>
+                <w:rFonts w:cs="Arial"/>
+                <w:color w:val="111111"/>
+                <w:sz w:val="21"/>
+                <w:szCs w:val="21"/>
+              </w:rPr>
+              <w:t xml:space="preserve"> (</w:t>
+            </w:r>
+            <w:proofErr w:type="spellStart"/>
+            <w:proofErr w:type="gramStart"/>
+            <w:r>
+              <w:rPr>
+                <w:rFonts w:cs="Arial"/>
+                <w:color w:val="111111"/>
+                <w:sz w:val="21"/>
+                <w:szCs w:val="21"/>
+              </w:rPr>
+              <w:t>AbstractProducts</w:t>
+            </w:r>
+            <w:proofErr w:type="spellEnd"/>
+            <w:r>
+              <w:rPr>
+                <w:rFonts w:cs="Arial"/>
+                <w:color w:val="111111"/>
+                <w:sz w:val="21"/>
+                <w:szCs w:val="21"/>
+              </w:rPr>
+              <w:t xml:space="preserve">)   </w:t>
+            </w:r>
+            <w:proofErr w:type="gramEnd"/>
+            <w:r>
+              <w:rPr>
+                <w:rFonts w:cs="Arial"/>
+                <w:color w:val="111111"/>
+                <w:sz w:val="21"/>
+                <w:szCs w:val="21"/>
+              </w:rPr>
+              <w:t xml:space="preserve">9 concrete </w:t>
             </w:r>
             <w:r>
               <w:rPr>
@@ -330,7 +1176,147 @@
                 <w:szCs w:val="21"/>
               </w:rPr>
               <w:lastRenderedPageBreak/>
-              <w:t>product classes across 2 families   Strategy selected in container.ts via environment variable.  Builder: src/rides/RideRequestBuilder.ts   Fluent API with named setters for 10 fields (3 required, 7 optional)   Validation in build(): required fields, positive fare, future scheduled date   Static shortcuts: RideRequestBuilder.immediate(), RideRequestBuilder.scheduled()</w:t>
+              <w:t xml:space="preserve">product classes across 2 families   Strategy selected in </w:t>
+            </w:r>
+            <w:proofErr w:type="spellStart"/>
+            <w:r>
+              <w:rPr>
+                <w:rFonts w:cs="Arial"/>
+                <w:color w:val="111111"/>
+                <w:sz w:val="21"/>
+                <w:szCs w:val="21"/>
+              </w:rPr>
+              <w:t>container.ts</w:t>
+            </w:r>
+            <w:proofErr w:type="spellEnd"/>
+            <w:r>
+              <w:rPr>
+                <w:rFonts w:cs="Arial"/>
+                <w:color w:val="111111"/>
+                <w:sz w:val="21"/>
+                <w:szCs w:val="21"/>
+              </w:rPr>
+              <w:t xml:space="preserve"> via environment variable.  Builder: </w:t>
+            </w:r>
+            <w:proofErr w:type="spellStart"/>
+            <w:r>
+              <w:rPr>
+                <w:rFonts w:cs="Arial"/>
+                <w:color w:val="111111"/>
+                <w:sz w:val="21"/>
+                <w:szCs w:val="21"/>
+              </w:rPr>
+              <w:t>src</w:t>
+            </w:r>
+            <w:proofErr w:type="spellEnd"/>
+            <w:r>
+              <w:rPr>
+                <w:rFonts w:cs="Arial"/>
+                <w:color w:val="111111"/>
+                <w:sz w:val="21"/>
+                <w:szCs w:val="21"/>
+              </w:rPr>
+              <w:t>/rides/</w:t>
+            </w:r>
+            <w:proofErr w:type="spellStart"/>
+            <w:r>
+              <w:rPr>
+                <w:rFonts w:cs="Arial"/>
+                <w:color w:val="111111"/>
+                <w:sz w:val="21"/>
+                <w:szCs w:val="21"/>
+              </w:rPr>
+              <w:t>RideRequestBuilder.ts</w:t>
+            </w:r>
+            <w:proofErr w:type="spellEnd"/>
+            <w:r>
+              <w:rPr>
+                <w:rFonts w:cs="Arial"/>
+                <w:color w:val="111111"/>
+                <w:sz w:val="21"/>
+                <w:szCs w:val="21"/>
+              </w:rPr>
+              <w:t xml:space="preserve">   Fluent API with named setters for 10 fields (3 required, 7 </w:t>
+            </w:r>
+            <w:proofErr w:type="gramStart"/>
+            <w:r>
+              <w:rPr>
+                <w:rFonts w:cs="Arial"/>
+                <w:color w:val="111111"/>
+                <w:sz w:val="21"/>
+                <w:szCs w:val="21"/>
+              </w:rPr>
+              <w:t xml:space="preserve">optional)   </w:t>
+            </w:r>
+            <w:proofErr w:type="gramEnd"/>
+            <w:r>
+              <w:rPr>
+                <w:rFonts w:cs="Arial"/>
+                <w:color w:val="111111"/>
+                <w:sz w:val="21"/>
+                <w:szCs w:val="21"/>
+              </w:rPr>
+              <w:t xml:space="preserve">Validation in </w:t>
+            </w:r>
+            <w:proofErr w:type="gramStart"/>
+            <w:r>
+              <w:rPr>
+                <w:rFonts w:cs="Arial"/>
+                <w:color w:val="111111"/>
+                <w:sz w:val="21"/>
+                <w:szCs w:val="21"/>
+              </w:rPr>
+              <w:t>build(</w:t>
+            </w:r>
+            <w:proofErr w:type="gramEnd"/>
+            <w:r>
+              <w:rPr>
+                <w:rFonts w:cs="Arial"/>
+                <w:color w:val="111111"/>
+                <w:sz w:val="21"/>
+                <w:szCs w:val="21"/>
+              </w:rPr>
+              <w:t xml:space="preserve">): required fields, positive fare, future scheduled date   Static shortcuts: </w:t>
+            </w:r>
+            <w:proofErr w:type="spellStart"/>
+            <w:r>
+              <w:rPr>
+                <w:rFonts w:cs="Arial"/>
+                <w:color w:val="111111"/>
+                <w:sz w:val="21"/>
+                <w:szCs w:val="21"/>
+              </w:rPr>
+              <w:t>RideRequestBuilder.immediate</w:t>
+            </w:r>
+            <w:proofErr w:type="spellEnd"/>
+            <w:r>
+              <w:rPr>
+                <w:rFonts w:cs="Arial"/>
+                <w:color w:val="111111"/>
+                <w:sz w:val="21"/>
+                <w:szCs w:val="21"/>
+              </w:rPr>
+              <w:t xml:space="preserve">(), </w:t>
+            </w:r>
+            <w:proofErr w:type="spellStart"/>
+            <w:r>
+              <w:rPr>
+                <w:rFonts w:cs="Arial"/>
+                <w:color w:val="111111"/>
+                <w:sz w:val="21"/>
+                <w:szCs w:val="21"/>
+              </w:rPr>
+              <w:t>RideRequestBuilder.scheduled</w:t>
+            </w:r>
+            <w:proofErr w:type="spellEnd"/>
+            <w:r>
+              <w:rPr>
+                <w:rFonts w:cs="Arial"/>
+                <w:color w:val="111111"/>
+                <w:sz w:val="21"/>
+                <w:szCs w:val="21"/>
+              </w:rPr>
+              <w:t>()</w:t>
             </w:r>
           </w:p>
         </w:tc>
@@ -399,7 +1385,7 @@
                 <w:sz w:val="21"/>
                 <w:szCs w:val="21"/>
               </w:rPr>
-              <w:t>(To be filled — Structural Patterns: Adapter for legacy payment SDK, Facade for ride booking workflow, Proxy for cached driver lookups, Decorator for logging middleware)</w:t>
+              <w:t>Adapter for legacy map/bKash SDKs; Facade for ride booking; Proxy cache for driver locations; Decorator middleware stack; Composite fare tree.</w:t>
             </w:r>
           </w:p>
         </w:tc>
@@ -467,7 +1453,7 @@
                 <w:sz w:val="21"/>
                 <w:szCs w:val="21"/>
               </w:rPr>
-              <w:t>(To be filled — Behavioral Patterns: Strategy for matching algorithm, Observer for ride state events, Command for cancellation with undo, State for ride lifecycle machine)</w:t>
+              <w:t>Strategy (matching scorer); Observer (ride-status fan-out); Command (cancel/refund + undo); Template Method (ride pipeline); State (ride lifecycle).</w:t>
             </w:r>
           </w:p>
         </w:tc>
@@ -603,7 +1589,27 @@
                 <w:sz w:val="21"/>
                 <w:szCs w:val="21"/>
               </w:rPr>
-              <w:t>(To be filled — NFAs in depth: ATAM applied to UniRide, Load balancer algorithm choice, Fault tolerance patterns wired up)</w:t>
+              <w:t xml:space="preserve">(To be filled — NFAs in depth: ATAM applied to </w:t>
+            </w:r>
+            <w:proofErr w:type="spellStart"/>
+            <w:r>
+              <w:rPr>
+                <w:rFonts w:cs="Arial"/>
+                <w:color w:val="111111"/>
+                <w:sz w:val="21"/>
+                <w:szCs w:val="21"/>
+              </w:rPr>
+              <w:t>UniRide</w:t>
+            </w:r>
+            <w:proofErr w:type="spellEnd"/>
+            <w:r>
+              <w:rPr>
+                <w:rFonts w:cs="Arial"/>
+                <w:color w:val="111111"/>
+                <w:sz w:val="21"/>
+                <w:szCs w:val="21"/>
+              </w:rPr>
+              <w:t>, Load balancer algorithm choice, Fault tolerance patterns wired up)</w:t>
             </w:r>
           </w:p>
         </w:tc>
@@ -671,7 +1677,27 @@
                 <w:sz w:val="21"/>
                 <w:szCs w:val="21"/>
               </w:rPr>
-              <w:t>(To be filled — ADR-001 through ADR-005 documented, Observability stack chosen: OpenTelemetry + Grafana + Loki)</w:t>
+              <w:t xml:space="preserve">(To be filled — ADR-001 through ADR-005 documented, Observability stack chosen: </w:t>
+            </w:r>
+            <w:proofErr w:type="spellStart"/>
+            <w:r>
+              <w:rPr>
+                <w:rFonts w:cs="Arial"/>
+                <w:color w:val="111111"/>
+                <w:sz w:val="21"/>
+                <w:szCs w:val="21"/>
+              </w:rPr>
+              <w:t>OpenTelemetry</w:t>
+            </w:r>
+            <w:proofErr w:type="spellEnd"/>
+            <w:r>
+              <w:rPr>
+                <w:rFonts w:cs="Arial"/>
+                <w:color w:val="111111"/>
+                <w:sz w:val="21"/>
+                <w:szCs w:val="21"/>
+              </w:rPr>
+              <w:t xml:space="preserve"> + Grafana + Loki)</w:t>
             </w:r>
           </w:p>
         </w:tc>
@@ -1772,7 +2798,6 @@
   <w:style w:type="character" w:default="1" w:styleId="DefaultParagraphFont">
     <w:name w:val="Default Paragraph Font"/>
     <w:uiPriority w:val="1"/>
-    <w:semiHidden/>
     <w:unhideWhenUsed/>
   </w:style>
   <w:style w:type="table" w:default="1" w:styleId="TableNormal">
